--- a/📝文章/20260830/韩职双场002+003_平局大师撞克星_头条深度版.docx
+++ b/📝文章/20260830/韩职双场002+003_平局大师撞克星_头条深度版.docx
@@ -1332,7 +1332,7 @@
           <w:b w:val="0"/>
           <w:sz w:val="21"/>
         </w:rPr>
-        <w:t>韩职双场拆完了。大田状态火热，你信它客场能赢两球，还是信济州主场继续闷？全北客场平了6场，你赌它这场终于开窍，还是赌 0:0？评论区留下你的预测比分，赛后我们用实战赛果复盘模型精度。</w:t>
+        <w:t>韩职双场拆完了。大田状态火热，你更信它客场能赢两球，还是济州主场继续闷？全北客场平了6场，它这场终于开窍还是继续闷？评论区留下你的预测比分，赛后我们用实战赛果复盘模型精度。</w:t>
       </w:r>
     </w:p>
     <w:p>
